--- a/rapports/2026-06-04/EQ25/EQ25_sup_v2/DR_032202050007/07-22-10-15.docx
+++ b/rapports/2026-06-04/EQ25/EQ25_sup_v2/DR_032202050007/07-22-10-15.docx
@@ -454,7 +454,7 @@
                 <w:color w:val="16A34A"/>
                 <w:sz w:val="16"/>
               </w:rPr>
-              <w:t>—</w:t>
+              <w:t>s01q32, s01q37, s04q23, s01q00b, s01q37_decode, s04q23_decode</w:t>
             </w:r>
           </w:p>
         </w:tc>
@@ -724,7 +724,7 @@
                 <w:color w:val="16A34A"/>
                 <w:sz w:val="16"/>
               </w:rPr>
-              <w:t>—</w:t>
+              <w:t>s01q25, s01q30, s04q23, s01q00b, s01q30_decode, s04q23_decode</w:t>
             </w:r>
           </w:p>
         </w:tc>
@@ -904,7 +904,7 @@
                 <w:color w:val="16A34A"/>
                 <w:sz w:val="16"/>
               </w:rPr>
-              <w:t>—</w:t>
+              <w:t>s01q32, s01q37, s04q23, s01q00b, s01q37_decode, s04q23_decode</w:t>
             </w:r>
           </w:p>
         </w:tc>
@@ -1534,7 +1534,7 @@
                 <w:color w:val="16A34A"/>
                 <w:sz w:val="16"/>
               </w:rPr>
-              <w:t>—</w:t>
+              <w:t>s01q32, s01q37, s04q23, s01q00b, s01q37_decode, s04q23_decode</w:t>
             </w:r>
           </w:p>
         </w:tc>
@@ -1624,7 +1624,7 @@
                 <w:color w:val="16A34A"/>
                 <w:sz w:val="16"/>
               </w:rPr>
-              <w:t>—</w:t>
+              <w:t>s01q25, s01q30, s04q23, s01q00b, s01q30_decode, s04q23_decode</w:t>
             </w:r>
           </w:p>
         </w:tc>
@@ -1984,7 +1984,7 @@
                 <w:color w:val="16A34A"/>
                 <w:sz w:val="16"/>
               </w:rPr>
-              <w:t>—</w:t>
+              <w:t>s01q03c, s01q04a, s01q00b</w:t>
             </w:r>
           </w:p>
         </w:tc>
@@ -2074,7 +2074,7 @@
                 <w:color w:val="16A34A"/>
                 <w:sz w:val="16"/>
               </w:rPr>
-              <w:t>—</w:t>
+              <w:t>s01q03c, s01q04a, s01q00b</w:t>
             </w:r>
           </w:p>
         </w:tc>
@@ -2254,7 +2254,7 @@
                 <w:color w:val="16A34A"/>
                 <w:sz w:val="16"/>
               </w:rPr>
-              <w:t>—</w:t>
+              <w:t>s01q41a, s01q00b</w:t>
             </w:r>
           </w:p>
         </w:tc>
@@ -2344,7 +2344,7 @@
                 <w:color w:val="16A34A"/>
                 <w:sz w:val="16"/>
               </w:rPr>
-              <w:t>—</w:t>
+              <w:t>s01q03c, s01q04a, s01q00b</w:t>
             </w:r>
           </w:p>
         </w:tc>
@@ -2434,7 +2434,7 @@
                 <w:color w:val="16A34A"/>
                 <w:sz w:val="16"/>
               </w:rPr>
-              <w:t>—</w:t>
+              <w:t>s01q03c, s01q04a, s01q00b</w:t>
             </w:r>
           </w:p>
         </w:tc>
@@ -2524,7 +2524,7 @@
                 <w:color w:val="16A34A"/>
                 <w:sz w:val="16"/>
               </w:rPr>
-              <w:t>—</w:t>
+              <w:t>s01q03c, s01q04a, s01q00b</w:t>
             </w:r>
           </w:p>
         </w:tc>
@@ -2614,7 +2614,7 @@
                 <w:color w:val="16A34A"/>
                 <w:sz w:val="16"/>
               </w:rPr>
-              <w:t>—</w:t>
+              <w:t>s01q03c, s01q04a, s01q00b</w:t>
             </w:r>
           </w:p>
         </w:tc>
@@ -2704,7 +2704,7 @@
                 <w:color w:val="16A34A"/>
                 <w:sz w:val="16"/>
               </w:rPr>
-              <w:t>—</w:t>
+              <w:t>s01q03c, s01q04a, s01q00b</w:t>
             </w:r>
           </w:p>
         </w:tc>
@@ -2794,7 +2794,7 @@
                 <w:color w:val="16A34A"/>
                 <w:sz w:val="16"/>
               </w:rPr>
-              <w:t>—</w:t>
+              <w:t>s01q03c, s01q04a, s01q00b</w:t>
             </w:r>
           </w:p>
         </w:tc>
@@ -2884,7 +2884,7 @@
                 <w:color w:val="16A34A"/>
                 <w:sz w:val="16"/>
               </w:rPr>
-              <w:t>—</w:t>
+              <w:t>s00q29</w:t>
             </w:r>
           </w:p>
         </w:tc>
@@ -3964,7 +3964,7 @@
                 <w:color w:val="16A34A"/>
                 <w:sz w:val="16"/>
               </w:rPr>
-              <w:t>—</w:t>
+              <w:t>s00q27, s01q00a, s01q12, s01q13, s02q04, s03q11, s03q12, s01q01</w:t>
             </w:r>
           </w:p>
         </w:tc>
@@ -4144,7 +4144,7 @@
                 <w:color w:val="16A34A"/>
                 <w:sz w:val="16"/>
               </w:rPr>
-              <w:t>—</w:t>
+              <w:t>s00q07a, s00q08, s00q10, s00q13_0, s00q15_0, s00q17_0, s00q23a, s00q23b</w:t>
             </w:r>
           </w:p>
         </w:tc>
@@ -5044,7 +5044,7 @@
                 <w:color w:val="16A34A"/>
                 <w:sz w:val="16"/>
               </w:rPr>
-              <w:t>—</w:t>
+              <w:t>s01q23, s01q00b, s01q23_autre</w:t>
             </w:r>
           </w:p>
         </w:tc>
@@ -5494,7 +5494,7 @@
                 <w:color w:val="16A34A"/>
                 <w:sz w:val="16"/>
               </w:rPr>
-              <w:t>—</w:t>
+              <w:t>s00q27, s01q03a, s01q03b, s01q03c, s01q00b</w:t>
             </w:r>
           </w:p>
         </w:tc>
@@ -5674,7 +5674,7 @@
                 <w:color w:val="16A34A"/>
                 <w:sz w:val="16"/>
               </w:rPr>
-              <w:t>—</w:t>
+              <w:t>s00q27, s01q03a, s01q03b, s01q03c, s01q00b</w:t>
             </w:r>
           </w:p>
         </w:tc>
@@ -5944,7 +5944,7 @@
                 <w:color w:val="16A34A"/>
                 <w:sz w:val="16"/>
               </w:rPr>
-              <w:t>—</w:t>
+              <w:t>s00q27, s01q03a, s01q03b, s01q03c, s01q00b</w:t>
             </w:r>
           </w:p>
         </w:tc>
@@ -6124,7 +6124,7 @@
                 <w:color w:val="16A34A"/>
                 <w:sz w:val="16"/>
               </w:rPr>
-              <w:t>—</w:t>
+              <w:t>s00q27, s01q03a, s01q03b, s01q03c, s01q00b</w:t>
             </w:r>
           </w:p>
         </w:tc>
@@ -6214,7 +6214,7 @@
                 <w:color w:val="16A34A"/>
                 <w:sz w:val="16"/>
               </w:rPr>
-              <w:t>—</w:t>
+              <w:t>s01q23, s01q00b, s01q23_autre</w:t>
             </w:r>
           </w:p>
         </w:tc>
@@ -6304,7 +6304,7 @@
                 <w:color w:val="16A34A"/>
                 <w:sz w:val="16"/>
               </w:rPr>
-              <w:t>—</w:t>
+              <w:t>s00q27, s01q03a, s01q03b, s01q03c, s01q00b</w:t>
             </w:r>
           </w:p>
         </w:tc>
@@ -6484,7 +6484,7 @@
                 <w:color w:val="16A34A"/>
                 <w:sz w:val="16"/>
               </w:rPr>
-              <w:t>—</w:t>
+              <w:t>s00q27, s01q03a, s01q03b, s01q03c, s01q00b</w:t>
             </w:r>
           </w:p>
         </w:tc>
@@ -6574,7 +6574,7 @@
                 <w:color w:val="16A34A"/>
                 <w:sz w:val="16"/>
               </w:rPr>
-              <w:t>—</w:t>
+              <w:t>s00q27, s01q03a, s01q03b, s01q03c, s01q00b</w:t>
             </w:r>
           </w:p>
         </w:tc>
@@ -6934,7 +6934,7 @@
                 <w:color w:val="16A34A"/>
                 <w:sz w:val="16"/>
               </w:rPr>
-              <w:t>—</w:t>
+              <w:t>s00q27, s01q03a, s01q03b, s01q03c, s01q00b</w:t>
             </w:r>
           </w:p>
         </w:tc>
@@ -7024,7 +7024,7 @@
                 <w:color w:val="16A34A"/>
                 <w:sz w:val="16"/>
               </w:rPr>
-              <w:t>—</w:t>
+              <w:t>s00q27, s01q03a, s01q03b, s01q03c, s01q00b</w:t>
             </w:r>
           </w:p>
         </w:tc>
@@ -7204,7 +7204,7 @@
                 <w:color w:val="16A34A"/>
                 <w:sz w:val="16"/>
               </w:rPr>
-              <w:t>—</w:t>
+              <w:t>s00q27, s01q03a, s01q03b, s01q03c, s01q00b</w:t>
             </w:r>
           </w:p>
         </w:tc>
@@ -7654,7 +7654,7 @@
                 <w:color w:val="16A34A"/>
                 <w:sz w:val="16"/>
               </w:rPr>
-              <w:t>—</w:t>
+              <w:t>s01q23, s01q00b, s01q23_autre</w:t>
             </w:r>
           </w:p>
         </w:tc>
@@ -8194,7 +8194,7 @@
                 <w:color w:val="16A34A"/>
                 <w:sz w:val="16"/>
               </w:rPr>
-              <w:t>—</w:t>
+              <w:t>s01q64, s00q04, s02q20, s02q25, s01q00b, s02q17_2, s02q15_2</w:t>
             </w:r>
           </w:p>
         </w:tc>
@@ -8734,7 +8734,7 @@
                 <w:color w:val="16A34A"/>
                 <w:sz w:val="16"/>
               </w:rPr>
-              <w:t>—</w:t>
+              <w:t>s01q23, s01q00b, s01q23_autre</w:t>
             </w:r>
           </w:p>
         </w:tc>
@@ -9544,7 +9544,7 @@
                 <w:color w:val="16A34A"/>
                 <w:sz w:val="16"/>
               </w:rPr>
-              <w:t>—</w:t>
+              <w:t>s01q23, s01q00b, s01q23_autre</w:t>
             </w:r>
           </w:p>
         </w:tc>
@@ -9724,7 +9724,7 @@
                 <w:color w:val="16A34A"/>
                 <w:sz w:val="16"/>
               </w:rPr>
-              <w:t>—</w:t>
+              <w:t>s01q23, s01q00b, s01q23_autre</w:t>
             </w:r>
           </w:p>
         </w:tc>
@@ -10174,7 +10174,7 @@
                 <w:color w:val="16A34A"/>
                 <w:sz w:val="16"/>
               </w:rPr>
-              <w:t>—</w:t>
+              <w:t>s01q64, s00q04, s02q20, s02q25, s01q00b, s02q17_2, s02q15_2</w:t>
             </w:r>
           </w:p>
         </w:tc>
@@ -10534,7 +10534,7 @@
                 <w:color w:val="16A34A"/>
                 <w:sz w:val="16"/>
               </w:rPr>
-              <w:t>—</w:t>
+              <w:t>s01q64, s00q04, s02q20, s02q25, s01q00b, s02q17_2, s02q15_2</w:t>
             </w:r>
           </w:p>
         </w:tc>
@@ -10804,7 +10804,7 @@
                 <w:color w:val="16A34A"/>
                 <w:sz w:val="16"/>
               </w:rPr>
-              <w:t>—</w:t>
+              <w:t>s01q64, s00q04, s02q20, s02q25, s01q00b, s02q17_2, s02q15_2</w:t>
             </w:r>
           </w:p>
         </w:tc>
@@ -11434,7 +11434,7 @@
                 <w:color w:val="16A34A"/>
                 <w:sz w:val="16"/>
               </w:rPr>
-              <w:t>—</w:t>
+              <w:t>s01q64, s00q04, s02q20, s02q25, s01q00b, s02q17_2, s02q15_2</w:t>
             </w:r>
           </w:p>
         </w:tc>
@@ -11524,7 +11524,7 @@
                 <w:color w:val="16A34A"/>
                 <w:sz w:val="16"/>
               </w:rPr>
-              <w:t>—</w:t>
+              <w:t>s01q41a, s02q20, s02q22, s03q07, s03q02, s01q00b, s03q02_autre</w:t>
             </w:r>
           </w:p>
         </w:tc>
@@ -11704,7 +11704,7 @@
                 <w:color w:val="16A34A"/>
                 <w:sz w:val="16"/>
               </w:rPr>
-              <w:t>—</w:t>
+              <w:t>s03q10__10, s04q18, s01q00b, s04q18_autre</w:t>
             </w:r>
           </w:p>
         </w:tc>
@@ -11794,7 +11794,7 @@
                 <w:color w:val="16A34A"/>
                 <w:sz w:val="16"/>
               </w:rPr>
-              <w:t>—</w:t>
+              <w:t>s03q10__10, s04q18, s01q00b, s04q18_autre</w:t>
             </w:r>
           </w:p>
         </w:tc>
@@ -11884,7 +11884,7 @@
                 <w:color w:val="16A34A"/>
                 <w:sz w:val="16"/>
               </w:rPr>
-              <w:t>—</w:t>
+              <w:t>s03q10__10, s04q18, s01q00b, s04q18_autre</w:t>
             </w:r>
           </w:p>
         </w:tc>
@@ -11974,7 +11974,7 @@
                 <w:color w:val="16A34A"/>
                 <w:sz w:val="16"/>
               </w:rPr>
-              <w:t>—</w:t>
+              <w:t>s03q10__10, s04q18, s01q00b, s04q18_autre</w:t>
             </w:r>
           </w:p>
         </w:tc>
@@ -12064,7 +12064,7 @@
                 <w:color w:val="16A34A"/>
                 <w:sz w:val="16"/>
               </w:rPr>
-              <w:t>—</w:t>
+              <w:t>s03q10__10, s04q18, s01q00b, s04q18_autre</w:t>
             </w:r>
           </w:p>
         </w:tc>
@@ -12154,7 +12154,7 @@
                 <w:color w:val="16A34A"/>
                 <w:sz w:val="16"/>
               </w:rPr>
-              <w:t>—</w:t>
+              <w:t>s03q10__10, s04q18, s01q00b, s04q18_autre</w:t>
             </w:r>
           </w:p>
         </w:tc>
@@ -12244,7 +12244,7 @@
                 <w:color w:val="16A34A"/>
                 <w:sz w:val="16"/>
               </w:rPr>
-              <w:t>—</w:t>
+              <w:t>s03q10__10, s04q18, s01q00b, s04q18_autre</w:t>
             </w:r>
           </w:p>
         </w:tc>
@@ -12604,7 +12604,7 @@
                 <w:color w:val="16A34A"/>
                 <w:sz w:val="16"/>
               </w:rPr>
-              <w:t>—</w:t>
+              <w:t>s01q35, s01q36, s01q37, s02q04, s02q15, s03q13, s03q14, s03q15</w:t>
             </w:r>
           </w:p>
         </w:tc>
@@ -12784,7 +12784,7 @@
                 <w:color w:val="16A34A"/>
                 <w:sz w:val="16"/>
               </w:rPr>
-              <w:t>—</w:t>
+              <w:t>s01q47__1, s01q47__2, s01q47__3, s01q47__4, s01q47__5, s01q47__6, s01q47__7, s02q15</w:t>
             </w:r>
           </w:p>
         </w:tc>
@@ -13234,7 +13234,7 @@
                 <w:color w:val="16A34A"/>
                 <w:sz w:val="16"/>
               </w:rPr>
-              <w:t>—</w:t>
+              <w:t>s01q35, s01q36, s01q37, s02q04, s02q15, s03q13, s03q14, s03q15</w:t>
             </w:r>
           </w:p>
         </w:tc>
@@ -13414,7 +13414,7 @@
                 <w:color w:val="16A34A"/>
                 <w:sz w:val="16"/>
               </w:rPr>
-              <w:t>—</w:t>
+              <w:t>s01q47__1, s01q47__2, s01q47__3, s01q47__4, s01q47__5, s01q47__6, s01q47__7, s02q15</w:t>
             </w:r>
           </w:p>
         </w:tc>
@@ -13594,7 +13594,7 @@
                 <w:color w:val="16A34A"/>
                 <w:sz w:val="16"/>
               </w:rPr>
-              <w:t>—</w:t>
+              <w:t>s01q35, s01q36, s01q37, s02q04, s02q15, s03q13, s03q14, s03q15</w:t>
             </w:r>
           </w:p>
         </w:tc>
@@ -13864,7 +13864,7 @@
                 <w:color w:val="16A34A"/>
                 <w:sz w:val="16"/>
               </w:rPr>
-              <w:t>—</w:t>
+              <w:t>s01q35, s01q36, s01q37, s02q04, s02q15, s03q13, s03q14, s03q15</w:t>
             </w:r>
           </w:p>
         </w:tc>
@@ -14134,7 +14134,7 @@
                 <w:color w:val="16A34A"/>
                 <w:sz w:val="16"/>
               </w:rPr>
-              <w:t>—</w:t>
+              <w:t>s01q35, s01q36, s01q37, s02q04, s02q15, s03q13, s03q14, s03q15</w:t>
             </w:r>
           </w:p>
         </w:tc>
@@ -14404,7 +14404,7 @@
                 <w:color w:val="16A34A"/>
                 <w:sz w:val="16"/>
               </w:rPr>
-              <w:t>—</w:t>
+              <w:t>s01q35, s01q36, s01q37, s02q04, s02q15, s03q13, s03q14, s03q15</w:t>
             </w:r>
           </w:p>
         </w:tc>
@@ -14674,7 +14674,7 @@
                 <w:color w:val="16A34A"/>
                 <w:sz w:val="16"/>
               </w:rPr>
-              <w:t>—</w:t>
+              <w:t>s00q07a, s00q08, s00q10, s00q13_0, s00q15_0, s00q17_0, s00q23a, s00q23b</w:t>
             </w:r>
           </w:p>
         </w:tc>
@@ -14854,7 +14854,7 @@
                 <w:color w:val="16A34A"/>
                 <w:sz w:val="16"/>
               </w:rPr>
-              <w:t>—</w:t>
+              <w:t>s02q02__1, s02q15, s02q17, s03q16, s04q27, s04q43, s04q63, s01q00b</w:t>
             </w:r>
           </w:p>
         </w:tc>
@@ -15124,7 +15124,7 @@
                 <w:color w:val="16A34A"/>
                 <w:sz w:val="16"/>
               </w:rPr>
-              <w:t>—</w:t>
+              <w:t>s00q12a, s00q12b, s01q39, s01q42__2, s01q43, s02q04, s02q15, s03q50</w:t>
             </w:r>
           </w:p>
         </w:tc>
@@ -15214,7 +15214,7 @@
                 <w:color w:val="16A34A"/>
                 <w:sz w:val="16"/>
               </w:rPr>
-              <w:t>—</w:t>
+              <w:t>s01q39, s01q40, s01q43, s02q04, s02q15, s03q52, s04q30__1, s04q30__2</w:t>
             </w:r>
           </w:p>
         </w:tc>
@@ -16924,7 +16924,7 @@
                 <w:color w:val="16A34A"/>
                 <w:sz w:val="16"/>
               </w:rPr>
-              <w:t>—</w:t>
+              <w:t>s01q23, s01q00b, s01q23_autre</w:t>
             </w:r>
           </w:p>
         </w:tc>
@@ -18364,7 +18364,7 @@
                 <w:color w:val="16A34A"/>
                 <w:sz w:val="16"/>
               </w:rPr>
-              <w:t>—</w:t>
+              <w:t>s00q11, s01q03b, s01q04b, s02q01__1, s02q02__1, s02q03__1, s02q04, s02q15</w:t>
             </w:r>
           </w:p>
         </w:tc>
@@ -18454,7 +18454,7 @@
                 <w:color w:val="16A34A"/>
                 <w:sz w:val="16"/>
               </w:rPr>
-              <w:t>—</w:t>
+              <w:t>s01q16, s02q23, s03q42, s04q30__8, s04q51, s04q51_unite, s04q68, s06q19</w:t>
             </w:r>
           </w:p>
         </w:tc>
@@ -18544,7 +18544,7 @@
                 <w:color w:val="16A34A"/>
                 <w:sz w:val="16"/>
               </w:rPr>
-              <w:t>—</w:t>
+              <w:t>s01q23, s01q00b, s01q23_autre</w:t>
             </w:r>
           </w:p>
         </w:tc>
@@ -18634,7 +18634,7 @@
                 <w:color w:val="16A34A"/>
                 <w:sz w:val="16"/>
               </w:rPr>
-              <w:t>—</w:t>
+              <w:t>s00q27, s01q03a, s01q03b, s01q03c, s02q04, s03q14, s04q15, s04q16</w:t>
             </w:r>
           </w:p>
         </w:tc>
@@ -18994,7 +18994,7 @@
                 <w:color w:val="16A34A"/>
                 <w:sz w:val="16"/>
               </w:rPr>
-              <w:t>—</w:t>
+              <w:t>s16aq00, s16aq45</w:t>
             </w:r>
           </w:p>
         </w:tc>
@@ -19174,7 +19174,7 @@
                 <w:color w:val="16A34A"/>
                 <w:sz w:val="16"/>
               </w:rPr>
-              <w:t>—</w:t>
+              <w:t>s16aq00, s16aq45</w:t>
             </w:r>
           </w:p>
         </w:tc>
@@ -19354,7 +19354,7 @@
                 <w:color w:val="16A34A"/>
                 <w:sz w:val="16"/>
               </w:rPr>
-              <w:t>—</w:t>
+              <w:t>s16aq00, s16aq45</w:t>
             </w:r>
           </w:p>
         </w:tc>
@@ -19624,7 +19624,7 @@
                 <w:color w:val="16A34A"/>
                 <w:sz w:val="16"/>
               </w:rPr>
-              <w:t>—</w:t>
+              <w:t>s00q07a, s00q08, s00q10, s00q13_0, s00q15_0, s00q17_0, s00q23a, s00q23b</w:t>
             </w:r>
           </w:p>
         </w:tc>
@@ -19714,7 +19714,7 @@
                 <w:color w:val="16A34A"/>
                 <w:sz w:val="16"/>
               </w:rPr>
-              <w:t>—</w:t>
+              <w:t>s00q28, s01q28, s01q29, s01q30, s02q01__1, s02q02__1, s03q19, s04q32</w:t>
             </w:r>
           </w:p>
         </w:tc>
@@ -19804,7 +19804,7 @@
                 <w:color w:val="16A34A"/>
                 <w:sz w:val="16"/>
               </w:rPr>
-              <w:t>—</w:t>
+              <w:t>s00q28, s01q28, s01q29, s01q30, s02q01__1, s02q02__1, s03q19, s04q32</w:t>
             </w:r>
           </w:p>
         </w:tc>
@@ -19894,7 +19894,7 @@
                 <w:color w:val="16A34A"/>
                 <w:sz w:val="16"/>
               </w:rPr>
-              <w:t>—</w:t>
+              <w:t>s01q28, s01q29, s01q30, s02q01__1, s02q02__1, s02q03__1, s02q15, s03q18</w:t>
             </w:r>
           </w:p>
         </w:tc>
@@ -19984,7 +19984,7 @@
                 <w:color w:val="16A34A"/>
                 <w:sz w:val="16"/>
               </w:rPr>
-              <w:t>—</w:t>
+              <w:t>s01q28, s01q29, s01q30, s02q01__1, s02q02__1, s02q03__1, s02q15, s03q18</w:t>
             </w:r>
           </w:p>
         </w:tc>
@@ -20074,7 +20074,7 @@
                 <w:color w:val="16A34A"/>
                 <w:sz w:val="16"/>
               </w:rPr>
-              <w:t>—</w:t>
+              <w:t>s01q28, s01q29, s01q30, s02q01__1, s02q02__1, s02q03__1, s02q15, s03q18</w:t>
             </w:r>
           </w:p>
         </w:tc>
@@ -20164,7 +20164,7 @@
                 <w:color w:val="16A34A"/>
                 <w:sz w:val="16"/>
               </w:rPr>
-              <w:t>—</w:t>
+              <w:t>s02q02__1, s02q15, s02q17, s03q16, s04q27, s04q43, s04q63, s05q11</w:t>
             </w:r>
           </w:p>
         </w:tc>
@@ -20254,7 +20254,7 @@
                 <w:color w:val="16A34A"/>
                 <w:sz w:val="16"/>
               </w:rPr>
-              <w:t>—</w:t>
+              <w:t>s00q07a, s00q08, s00q10, s00q13_0, s00q15_0, s00q17_0, s00q23a, s00q23b</w:t>
             </w:r>
           </w:p>
         </w:tc>
@@ -20344,7 +20344,7 @@
                 <w:color w:val="16A34A"/>
                 <w:sz w:val="16"/>
               </w:rPr>
-              <w:t>—</w:t>
+              <w:t>s00q28, s01q28, s01q29, s01q30, s02q01__1, s02q02__1, s03q19, s04q32</w:t>
             </w:r>
           </w:p>
         </w:tc>
@@ -20434,7 +20434,7 @@
                 <w:color w:val="16A34A"/>
                 <w:sz w:val="16"/>
               </w:rPr>
-              <w:t>—</w:t>
+              <w:t>s00q07a, s00q08, s00q10, s00q13_0, s00q15_0, s00q17_0, s00q23a, s00q23b</w:t>
             </w:r>
           </w:p>
         </w:tc>
@@ -20524,7 +20524,7 @@
                 <w:color w:val="16A34A"/>
                 <w:sz w:val="16"/>
               </w:rPr>
-              <w:t>—</w:t>
+              <w:t>s00q07a, s00q08, s00q10, s00q13_0, s00q15_0, s00q17_0, s00q23a, s00q23b</w:t>
             </w:r>
           </w:p>
         </w:tc>
@@ -20614,7 +20614,7 @@
                 <w:color w:val="16A34A"/>
                 <w:sz w:val="16"/>
               </w:rPr>
-              <w:t>—</w:t>
+              <w:t>s02q02__1, s02q15, s02q17, s03q16, s04q27, s04q43, s04q63, s05q11</w:t>
             </w:r>
           </w:p>
         </w:tc>
@@ -20884,7 +20884,7 @@
                 <w:color w:val="16A34A"/>
                 <w:sz w:val="16"/>
               </w:rPr>
-              <w:t>—</w:t>
+              <w:t>s00q07a, s00q08, s00q10, s00q13_0, s00q15_0, s00q17_0, s00q23a, s00q23b</w:t>
             </w:r>
           </w:p>
         </w:tc>
@@ -20974,7 +20974,7 @@
                 <w:color w:val="16A34A"/>
                 <w:sz w:val="16"/>
               </w:rPr>
-              <w:t>—</w:t>
+              <w:t>s00q28, s01q28, s01q29, s01q30, s02q01__1, s02q02__1, s03q19, s04q32</w:t>
             </w:r>
           </w:p>
         </w:tc>
@@ -21064,7 +21064,7 @@
                 <w:color w:val="16A34A"/>
                 <w:sz w:val="16"/>
               </w:rPr>
-              <w:t>—</w:t>
+              <w:t>s00q07a, s00q08, s00q10, s00q13_0, s00q15_0, s00q17_0, s00q23a, s00q23b</w:t>
             </w:r>
           </w:p>
         </w:tc>
@@ -21154,7 +21154,7 @@
                 <w:color w:val="16A34A"/>
                 <w:sz w:val="16"/>
               </w:rPr>
-              <w:t>—</w:t>
+              <w:t>s00q07a, s00q08, s00q10, s00q13_0, s00q15_0, s00q17_0, s00q23a, s00q23b</w:t>
             </w:r>
           </w:p>
         </w:tc>
@@ -21244,7 +21244,7 @@
                 <w:color w:val="16A34A"/>
                 <w:sz w:val="16"/>
               </w:rPr>
-              <w:t>—</w:t>
+              <w:t>s02q02__1, s02q15, s02q17, s03q16, s04q27, s04q43, s04q63, s05q11</w:t>
             </w:r>
           </w:p>
         </w:tc>
@@ -21334,7 +21334,7 @@
                 <w:color w:val="16A34A"/>
                 <w:sz w:val="16"/>
               </w:rPr>
-              <w:t>—</w:t>
+              <w:t>s00q07a, s00q08, s00q10, s00q13_0, s00q15_0, s00q17_0, s00q23a, s00q23b</w:t>
             </w:r>
           </w:p>
         </w:tc>
@@ -21424,7 +21424,7 @@
                 <w:color w:val="16A34A"/>
                 <w:sz w:val="16"/>
               </w:rPr>
-              <w:t>—</w:t>
+              <w:t>s00q28, s01q28, s01q29, s01q30, s02q01__1, s02q02__1, s03q19, s04q32</w:t>
             </w:r>
           </w:p>
         </w:tc>
@@ -22054,7 +22054,7 @@
                 <w:color w:val="16A34A"/>
                 <w:sz w:val="16"/>
               </w:rPr>
-              <w:t>—</w:t>
+              <w:t>s00q12a, s00q12b, s01q39, s01q42__2, s01q43, s01q00b</w:t>
             </w:r>
           </w:p>
         </w:tc>
@@ -22234,7 +22234,7 @@
                 <w:color w:val="16A34A"/>
                 <w:sz w:val="16"/>
               </w:rPr>
-              <w:t>—</w:t>
+              <w:t>s02q02__1, s02q15, s02q17, s01q00b, s02q17_2, s02q15_2</w:t>
             </w:r>
           </w:p>
         </w:tc>
@@ -22954,7 +22954,7 @@
                 <w:color w:val="16A34A"/>
                 <w:sz w:val="16"/>
               </w:rPr>
-              <w:t>—</w:t>
+              <w:t>s00q07a, s01q54a, s01q54b, s02q20, s02q21, s03q53, s04q21, s01q00b</w:t>
             </w:r>
           </w:p>
         </w:tc>
@@ -23314,7 +23314,7 @@
                 <w:color w:val="16A34A"/>
                 <w:sz w:val="16"/>
               </w:rPr>
-              <w:t>—</w:t>
+              <w:t>s01q23, s02q23, s03q55, s04q51, s01q00b</w:t>
             </w:r>
           </w:p>
         </w:tc>
@@ -23764,7 +23764,7 @@
                 <w:color w:val="16A34A"/>
                 <w:sz w:val="16"/>
               </w:rPr>
-              <w:t>—</w:t>
+              <w:t>s00q04, s03q24, s04q19, s04q51, s04q51_unite, s04q39, s04q43, s04q44</w:t>
             </w:r>
           </w:p>
         </w:tc>
@@ -23854,7 +23854,7 @@
                 <w:color w:val="16A34A"/>
                 <w:sz w:val="16"/>
               </w:rPr>
-              <w:t>—</w:t>
+              <w:t>s02q02__1, s02q15, s02q17, s03q16, s04q27, s04q43, s04q63, s05q11</w:t>
             </w:r>
           </w:p>
         </w:tc>
@@ -23944,7 +23944,7 @@
                 <w:color w:val="16A34A"/>
                 <w:sz w:val="16"/>
               </w:rPr>
-              <w:t>—</w:t>
+              <w:t>s01q35, s01q36, s01q37, s02q04, s02q15, s03q13, s03q14, s03q15</w:t>
             </w:r>
           </w:p>
         </w:tc>
@@ -24034,7 +24034,7 @@
                 <w:color w:val="16A34A"/>
                 <w:sz w:val="16"/>
               </w:rPr>
-              <w:t>—</w:t>
+              <w:t>s01q35, s01q36, s01q37, s02q04, s02q15, s03q13, s03q14, s03q15</w:t>
             </w:r>
           </w:p>
         </w:tc>
@@ -24214,7 +24214,7 @@
                 <w:color w:val="16A34A"/>
                 <w:sz w:val="16"/>
               </w:rPr>
-              <w:t>—</w:t>
+              <w:t>s00q07a, s00q08, s00q10, s00q13_0, s00q15_0, s00q17_0, s00q23a, s00q23b</w:t>
             </w:r>
           </w:p>
         </w:tc>
@@ -24304,7 +24304,7 @@
                 <w:color w:val="16A34A"/>
                 <w:sz w:val="16"/>
               </w:rPr>
-              <w:t>—</w:t>
+              <w:t>s00q07a, s00q08, s00q10, s00q13_0, s00q15_0, s00q17_0, s00q23a, s00q23b</w:t>
             </w:r>
           </w:p>
         </w:tc>
@@ -24484,7 +24484,7 @@
                 <w:color w:val="16A34A"/>
                 <w:sz w:val="16"/>
               </w:rPr>
-              <w:t>—</w:t>
+              <w:t>s00q11, s01q03b, s01q04b, s02q01__1, s02q02__1, s02q03__1, s02q04, s02q15</w:t>
             </w:r>
           </w:p>
         </w:tc>
@@ -24574,7 +24574,7 @@
                 <w:color w:val="16A34A"/>
                 <w:sz w:val="16"/>
               </w:rPr>
-              <w:t>—</w:t>
+              <w:t>s01q28, s01q29, s01q30, s02q01__1, s02q02__1, s02q03__1, s02q15, s03q18</w:t>
             </w:r>
           </w:p>
         </w:tc>
